--- a/Lab_01/report/Lab_01_Naborska.docx
+++ b/Lab_01/report/Lab_01_Naborska.docx
@@ -657,7 +657,7 @@
           <w:b w:val="0"/>
           <w:i w:val="0"/>
         </w:rPr>
-        <w:t>Репозиторій проєкту: https://github.com/dashanaborska/python_lab1 (звіт — у каталозі report/).</w:t>
+        <w:t>Репозиторій проєкту: https://github.com/dashanaborska/python_lab (каталог Lab_01, звіт — у Lab_01/report/).</w:t>
       </w:r>
     </w:p>
     <w:p>
@@ -707,31 +707,7 @@
                 <w:rFonts w:ascii="Consolas" w:hAnsi="Consolas" w:eastAsia="Consolas"/>
                 <w:sz w:val="20"/>
               </w:rPr>
-              <w:t>python_lab1/</w:t>
-            </w:r>
-          </w:p>
-          <w:p>
-            <w:pPr>
-              <w:spacing w:after="0" w:line="240" w:lineRule="auto"/>
-            </w:pPr>
-            <w:r>
-              <w:rPr>
-                <w:rFonts w:ascii="Consolas" w:hAnsi="Consolas" w:eastAsia="Consolas"/>
-                <w:sz w:val="20"/>
-              </w:rPr>
-              <w:t>├── .gitignore</w:t>
-            </w:r>
-          </w:p>
-          <w:p>
-            <w:pPr>
-              <w:spacing w:after="0" w:line="240" w:lineRule="auto"/>
-            </w:pPr>
-            <w:r>
-              <w:rPr>
-                <w:rFonts w:ascii="Consolas" w:hAnsi="Consolas" w:eastAsia="Consolas"/>
-                <w:sz w:val="20"/>
-              </w:rPr>
-              <w:t>├── pyproject.toml</w:t>
+              <w:t>python_lab/</w:t>
             </w:r>
           </w:p>
           <w:p>
@@ -755,163 +731,211 @@
                 <w:rFonts w:ascii="Consolas" w:hAnsi="Consolas" w:eastAsia="Consolas"/>
                 <w:sz w:val="20"/>
               </w:rPr>
-              <w:t>├── report/</w:t>
-            </w:r>
-          </w:p>
-          <w:p>
-            <w:pPr>
-              <w:spacing w:after="0" w:line="240" w:lineRule="auto"/>
-            </w:pPr>
-            <w:r>
-              <w:rPr>
-                <w:rFonts w:ascii="Consolas" w:hAnsi="Consolas" w:eastAsia="Consolas"/>
-                <w:sz w:val="20"/>
-              </w:rPr>
-              <w:t>│   ├── Lab_01_Naborska.docx</w:t>
-            </w:r>
-          </w:p>
-          <w:p>
-            <w:pPr>
-              <w:spacing w:after="0" w:line="240" w:lineRule="auto"/>
-            </w:pPr>
-            <w:r>
-              <w:rPr>
-                <w:rFonts w:ascii="Consolas" w:hAnsi="Consolas" w:eastAsia="Consolas"/>
-                <w:sz w:val="20"/>
-              </w:rPr>
-              <w:t>│   └── Lab_01_Naborska.pdf</w:t>
-            </w:r>
-          </w:p>
-          <w:p>
-            <w:pPr>
-              <w:spacing w:after="0" w:line="240" w:lineRule="auto"/>
-            </w:pPr>
-            <w:r>
-              <w:rPr>
-                <w:rFonts w:ascii="Consolas" w:hAnsi="Consolas" w:eastAsia="Consolas"/>
-                <w:sz w:val="20"/>
-              </w:rPr>
-              <w:t>├── src/</w:t>
-            </w:r>
-          </w:p>
-          <w:p>
-            <w:pPr>
-              <w:spacing w:after="0" w:line="240" w:lineRule="auto"/>
-            </w:pPr>
-            <w:r>
-              <w:rPr>
-                <w:rFonts w:ascii="Consolas" w:hAnsi="Consolas" w:eastAsia="Consolas"/>
-                <w:sz w:val="20"/>
-              </w:rPr>
-              <w:t>│   └── sport_results/</w:t>
-            </w:r>
-          </w:p>
-          <w:p>
-            <w:pPr>
-              <w:spacing w:after="0" w:line="240" w:lineRule="auto"/>
-            </w:pPr>
-            <w:r>
-              <w:rPr>
-                <w:rFonts w:ascii="Consolas" w:hAnsi="Consolas" w:eastAsia="Consolas"/>
-                <w:sz w:val="20"/>
-              </w:rPr>
-              <w:t>│       ├── __init__.py</w:t>
-            </w:r>
-          </w:p>
-          <w:p>
-            <w:pPr>
-              <w:spacing w:after="0" w:line="240" w:lineRule="auto"/>
-            </w:pPr>
-            <w:r>
-              <w:rPr>
-                <w:rFonts w:ascii="Consolas" w:hAnsi="Consolas" w:eastAsia="Consolas"/>
-                <w:sz w:val="20"/>
-              </w:rPr>
-              <w:t>│       ├── config.py</w:t>
-            </w:r>
-          </w:p>
-          <w:p>
-            <w:pPr>
-              <w:spacing w:after="0" w:line="240" w:lineRule="auto"/>
-            </w:pPr>
-            <w:r>
-              <w:rPr>
-                <w:rFonts w:ascii="Consolas" w:hAnsi="Consolas" w:eastAsia="Consolas"/>
-                <w:sz w:val="20"/>
-              </w:rPr>
-              <w:t>│       ├── exceptions.py</w:t>
-            </w:r>
-          </w:p>
-          <w:p>
-            <w:pPr>
-              <w:spacing w:after="0" w:line="240" w:lineRule="auto"/>
-            </w:pPr>
-            <w:r>
-              <w:rPr>
-                <w:rFonts w:ascii="Consolas" w:hAnsi="Consolas" w:eastAsia="Consolas"/>
-                <w:sz w:val="20"/>
-              </w:rPr>
-              <w:t>│       ├── main.py</w:t>
-            </w:r>
-          </w:p>
-          <w:p>
-            <w:pPr>
-              <w:spacing w:after="0" w:line="240" w:lineRule="auto"/>
-            </w:pPr>
-            <w:r>
-              <w:rPr>
-                <w:rFonts w:ascii="Consolas" w:hAnsi="Consolas" w:eastAsia="Consolas"/>
-                <w:sz w:val="20"/>
-              </w:rPr>
-              <w:t>│       ├── models.py</w:t>
-            </w:r>
-          </w:p>
-          <w:p>
-            <w:pPr>
-              <w:spacing w:after="0" w:line="240" w:lineRule="auto"/>
-            </w:pPr>
-            <w:r>
-              <w:rPr>
-                <w:rFonts w:ascii="Consolas" w:hAnsi="Consolas" w:eastAsia="Consolas"/>
-                <w:sz w:val="20"/>
-              </w:rPr>
-              <w:t>│       ├── services.py</w:t>
-            </w:r>
-          </w:p>
-          <w:p>
-            <w:pPr>
-              <w:spacing w:after="0" w:line="240" w:lineRule="auto"/>
-            </w:pPr>
-            <w:r>
-              <w:rPr>
-                <w:rFonts w:ascii="Consolas" w:hAnsi="Consolas" w:eastAsia="Consolas"/>
-                <w:sz w:val="20"/>
-              </w:rPr>
-              <w:t>│       └── validators.py</w:t>
-            </w:r>
-          </w:p>
-          <w:p>
-            <w:pPr>
-              <w:spacing w:after="0" w:line="240" w:lineRule="auto"/>
-            </w:pPr>
-            <w:r>
-              <w:rPr>
-                <w:rFonts w:ascii="Consolas" w:hAnsi="Consolas" w:eastAsia="Consolas"/>
-                <w:sz w:val="20"/>
-              </w:rPr>
-              <w:t>└── tests/</w:t>
-            </w:r>
-          </w:p>
-          <w:p>
-            <w:pPr>
-              <w:spacing w:after="0" w:line="240" w:lineRule="auto"/>
-            </w:pPr>
-            <w:r>
-              <w:rPr>
-                <w:rFonts w:ascii="Consolas" w:hAnsi="Consolas" w:eastAsia="Consolas"/>
-                <w:sz w:val="20"/>
-              </w:rPr>
-              <w:t xml:space="preserve">    └── test_services.py</w:t>
+              <w:t>└── Lab_01/</w:t>
+            </w:r>
+          </w:p>
+          <w:p>
+            <w:pPr>
+              <w:spacing w:after="0" w:line="240" w:lineRule="auto"/>
+            </w:pPr>
+            <w:r>
+              <w:rPr>
+                <w:rFonts w:ascii="Consolas" w:hAnsi="Consolas" w:eastAsia="Consolas"/>
+                <w:sz w:val="20"/>
+              </w:rPr>
+              <w:t xml:space="preserve">    ├── .gitignore</w:t>
+            </w:r>
+          </w:p>
+          <w:p>
+            <w:pPr>
+              <w:spacing w:after="0" w:line="240" w:lineRule="auto"/>
+            </w:pPr>
+            <w:r>
+              <w:rPr>
+                <w:rFonts w:ascii="Consolas" w:hAnsi="Consolas" w:eastAsia="Consolas"/>
+                <w:sz w:val="20"/>
+              </w:rPr>
+              <w:t xml:space="preserve">    ├── pyproject.toml</w:t>
+            </w:r>
+          </w:p>
+          <w:p>
+            <w:pPr>
+              <w:spacing w:after="0" w:line="240" w:lineRule="auto"/>
+            </w:pPr>
+            <w:r>
+              <w:rPr>
+                <w:rFonts w:ascii="Consolas" w:hAnsi="Consolas" w:eastAsia="Consolas"/>
+                <w:sz w:val="20"/>
+              </w:rPr>
+              <w:t xml:space="preserve">    ├── README.md</w:t>
+            </w:r>
+          </w:p>
+          <w:p>
+            <w:pPr>
+              <w:spacing w:after="0" w:line="240" w:lineRule="auto"/>
+            </w:pPr>
+            <w:r>
+              <w:rPr>
+                <w:rFonts w:ascii="Consolas" w:hAnsi="Consolas" w:eastAsia="Consolas"/>
+                <w:sz w:val="20"/>
+              </w:rPr>
+              <w:t xml:space="preserve">    ├── report/</w:t>
+            </w:r>
+          </w:p>
+          <w:p>
+            <w:pPr>
+              <w:spacing w:after="0" w:line="240" w:lineRule="auto"/>
+            </w:pPr>
+            <w:r>
+              <w:rPr>
+                <w:rFonts w:ascii="Consolas" w:hAnsi="Consolas" w:eastAsia="Consolas"/>
+                <w:sz w:val="20"/>
+              </w:rPr>
+              <w:t xml:space="preserve">    │   ├── Lab_01_Naborska.docx</w:t>
+            </w:r>
+          </w:p>
+          <w:p>
+            <w:pPr>
+              <w:spacing w:after="0" w:line="240" w:lineRule="auto"/>
+            </w:pPr>
+            <w:r>
+              <w:rPr>
+                <w:rFonts w:ascii="Consolas" w:hAnsi="Consolas" w:eastAsia="Consolas"/>
+                <w:sz w:val="20"/>
+              </w:rPr>
+              <w:t xml:space="preserve">    │   └── Lab_01_Naborska.pdf</w:t>
+            </w:r>
+          </w:p>
+          <w:p>
+            <w:pPr>
+              <w:spacing w:after="0" w:line="240" w:lineRule="auto"/>
+            </w:pPr>
+            <w:r>
+              <w:rPr>
+                <w:rFonts w:ascii="Consolas" w:hAnsi="Consolas" w:eastAsia="Consolas"/>
+                <w:sz w:val="20"/>
+              </w:rPr>
+              <w:t xml:space="preserve">    ├── src/</w:t>
+            </w:r>
+          </w:p>
+          <w:p>
+            <w:pPr>
+              <w:spacing w:after="0" w:line="240" w:lineRule="auto"/>
+            </w:pPr>
+            <w:r>
+              <w:rPr>
+                <w:rFonts w:ascii="Consolas" w:hAnsi="Consolas" w:eastAsia="Consolas"/>
+                <w:sz w:val="20"/>
+              </w:rPr>
+              <w:t xml:space="preserve">    │   └── sport_results/</w:t>
+            </w:r>
+          </w:p>
+          <w:p>
+            <w:pPr>
+              <w:spacing w:after="0" w:line="240" w:lineRule="auto"/>
+            </w:pPr>
+            <w:r>
+              <w:rPr>
+                <w:rFonts w:ascii="Consolas" w:hAnsi="Consolas" w:eastAsia="Consolas"/>
+                <w:sz w:val="20"/>
+              </w:rPr>
+              <w:t xml:space="preserve">    │       ├── __init__.py</w:t>
+            </w:r>
+          </w:p>
+          <w:p>
+            <w:pPr>
+              <w:spacing w:after="0" w:line="240" w:lineRule="auto"/>
+            </w:pPr>
+            <w:r>
+              <w:rPr>
+                <w:rFonts w:ascii="Consolas" w:hAnsi="Consolas" w:eastAsia="Consolas"/>
+                <w:sz w:val="20"/>
+              </w:rPr>
+              <w:t xml:space="preserve">    │       ├── config.py</w:t>
+            </w:r>
+          </w:p>
+          <w:p>
+            <w:pPr>
+              <w:spacing w:after="0" w:line="240" w:lineRule="auto"/>
+            </w:pPr>
+            <w:r>
+              <w:rPr>
+                <w:rFonts w:ascii="Consolas" w:hAnsi="Consolas" w:eastAsia="Consolas"/>
+                <w:sz w:val="20"/>
+              </w:rPr>
+              <w:t xml:space="preserve">    │       ├── exceptions.py</w:t>
+            </w:r>
+          </w:p>
+          <w:p>
+            <w:pPr>
+              <w:spacing w:after="0" w:line="240" w:lineRule="auto"/>
+            </w:pPr>
+            <w:r>
+              <w:rPr>
+                <w:rFonts w:ascii="Consolas" w:hAnsi="Consolas" w:eastAsia="Consolas"/>
+                <w:sz w:val="20"/>
+              </w:rPr>
+              <w:t xml:space="preserve">    │       ├── main.py</w:t>
+            </w:r>
+          </w:p>
+          <w:p>
+            <w:pPr>
+              <w:spacing w:after="0" w:line="240" w:lineRule="auto"/>
+            </w:pPr>
+            <w:r>
+              <w:rPr>
+                <w:rFonts w:ascii="Consolas" w:hAnsi="Consolas" w:eastAsia="Consolas"/>
+                <w:sz w:val="20"/>
+              </w:rPr>
+              <w:t xml:space="preserve">    │       ├── models.py</w:t>
+            </w:r>
+          </w:p>
+          <w:p>
+            <w:pPr>
+              <w:spacing w:after="0" w:line="240" w:lineRule="auto"/>
+            </w:pPr>
+            <w:r>
+              <w:rPr>
+                <w:rFonts w:ascii="Consolas" w:hAnsi="Consolas" w:eastAsia="Consolas"/>
+                <w:sz w:val="20"/>
+              </w:rPr>
+              <w:t xml:space="preserve">    │       ├── services.py</w:t>
+            </w:r>
+          </w:p>
+          <w:p>
+            <w:pPr>
+              <w:spacing w:after="0" w:line="240" w:lineRule="auto"/>
+            </w:pPr>
+            <w:r>
+              <w:rPr>
+                <w:rFonts w:ascii="Consolas" w:hAnsi="Consolas" w:eastAsia="Consolas"/>
+                <w:sz w:val="20"/>
+              </w:rPr>
+              <w:t xml:space="preserve">    │       └── validators.py</w:t>
+            </w:r>
+          </w:p>
+          <w:p>
+            <w:pPr>
+              <w:spacing w:after="0" w:line="240" w:lineRule="auto"/>
+            </w:pPr>
+            <w:r>
+              <w:rPr>
+                <w:rFonts w:ascii="Consolas" w:hAnsi="Consolas" w:eastAsia="Consolas"/>
+                <w:sz w:val="20"/>
+              </w:rPr>
+              <w:t xml:space="preserve">    └── tests/</w:t>
+            </w:r>
+          </w:p>
+          <w:p>
+            <w:pPr>
+              <w:spacing w:after="0" w:line="240" w:lineRule="auto"/>
+            </w:pPr>
+            <w:r>
+              <w:rPr>
+                <w:rFonts w:ascii="Consolas" w:hAnsi="Consolas" w:eastAsia="Consolas"/>
+                <w:sz w:val="20"/>
+              </w:rPr>
+              <w:t xml:space="preserve">        └── test_services.py</w:t>
             </w:r>
           </w:p>
         </w:tc>
@@ -5455,7 +5479,7 @@
       <w:r>
         <w:drawing>
           <wp:inline xmlns:a="http://schemas.openxmlformats.org/drawingml/2006/main" xmlns:pic="http://schemas.openxmlformats.org/drawingml/2006/picture">
-            <wp:extent cx="5361120" cy="2144448"/>
+            <wp:extent cx="5713632" cy="2144448"/>
             <wp:docPr id="1" name="Picture 1"/>
             <wp:cNvGraphicFramePr>
               <a:graphicFrameLocks noChangeAspect="1"/>
@@ -5476,7 +5500,7 @@
                   <pic:spPr>
                     <a:xfrm>
                       <a:off x="0" y="0"/>
-                      <a:ext cx="5361120" cy="2144448"/>
+                      <a:ext cx="5713632" cy="2144448"/>
                     </a:xfrm>
                     <a:prstGeom prst="rect"/>
                   </pic:spPr>
@@ -5643,7 +5667,7 @@
       <w:r>
         <w:drawing>
           <wp:inline xmlns:a="http://schemas.openxmlformats.org/drawingml/2006/main" xmlns:pic="http://schemas.openxmlformats.org/drawingml/2006/picture">
-            <wp:extent cx="5493312" cy="5703840"/>
+            <wp:extent cx="5845823" cy="5703839"/>
             <wp:docPr id="4" name="Picture 4"/>
             <wp:cNvGraphicFramePr>
               <a:graphicFrameLocks noChangeAspect="1"/>
@@ -5664,7 +5688,7 @@
                   <pic:spPr>
                     <a:xfrm>
                       <a:off x="0" y="0"/>
-                      <a:ext cx="5493312" cy="5703840"/>
+                      <a:ext cx="5845823" cy="5703839"/>
                     </a:xfrm>
                     <a:prstGeom prst="rect"/>
                   </pic:spPr>
@@ -5764,7 +5788,7 @@
       <w:r>
         <w:drawing>
           <wp:inline xmlns:a="http://schemas.openxmlformats.org/drawingml/2006/main" xmlns:pic="http://schemas.openxmlformats.org/drawingml/2006/picture">
-            <wp:extent cx="4612032" cy="5566752"/>
+            <wp:extent cx="4964544" cy="5566752"/>
             <wp:docPr id="6" name="Picture 6"/>
             <wp:cNvGraphicFramePr>
               <a:graphicFrameLocks noChangeAspect="1"/>
@@ -5785,7 +5809,7 @@
                   <pic:spPr>
                     <a:xfrm>
                       <a:off x="0" y="0"/>
-                      <a:ext cx="4612032" cy="5566752"/>
+                      <a:ext cx="4964544" cy="5566752"/>
                     </a:xfrm>
                     <a:prstGeom prst="rect"/>
                   </pic:spPr>
@@ -5885,7 +5909,7 @@
       <w:r>
         <w:drawing>
           <wp:inline xmlns:a="http://schemas.openxmlformats.org/drawingml/2006/main" xmlns:pic="http://schemas.openxmlformats.org/drawingml/2006/picture">
-            <wp:extent cx="5940000" cy="2018481"/>
+            <wp:extent cx="5940000" cy="1936373"/>
             <wp:docPr id="8" name="Picture 8"/>
             <wp:cNvGraphicFramePr>
               <a:graphicFrameLocks noChangeAspect="1"/>
@@ -5906,7 +5930,7 @@
                   <pic:spPr>
                     <a:xfrm>
                       <a:off x="0" y="0"/>
-                      <a:ext cx="5940000" cy="2018481"/>
+                      <a:ext cx="5940000" cy="1936373"/>
                     </a:xfrm>
                     <a:prstGeom prst="rect"/>
                   </pic:spPr>
@@ -5953,7 +5977,7 @@
       <w:r>
         <w:drawing>
           <wp:inline xmlns:a="http://schemas.openxmlformats.org/drawingml/2006/main" xmlns:pic="http://schemas.openxmlformats.org/drawingml/2006/picture">
-            <wp:extent cx="4435776" cy="773568"/>
+            <wp:extent cx="4788288" cy="773568"/>
             <wp:docPr id="9" name="Picture 9"/>
             <wp:cNvGraphicFramePr>
               <a:graphicFrameLocks noChangeAspect="1"/>
@@ -5974,7 +5998,7 @@
                   <pic:spPr>
                     <a:xfrm>
                       <a:off x="0" y="0"/>
-                      <a:ext cx="4435776" cy="773568"/>
+                      <a:ext cx="4788288" cy="773568"/>
                     </a:xfrm>
                     <a:prstGeom prst="rect"/>
                   </pic:spPr>
@@ -6021,7 +6045,7 @@
       <w:r>
         <w:drawing>
           <wp:inline xmlns:a="http://schemas.openxmlformats.org/drawingml/2006/main" xmlns:pic="http://schemas.openxmlformats.org/drawingml/2006/picture">
-            <wp:extent cx="4847039" cy="1184832"/>
+            <wp:extent cx="5728320" cy="1459008"/>
             <wp:docPr id="10" name="Picture 10"/>
             <wp:cNvGraphicFramePr>
               <a:graphicFrameLocks noChangeAspect="1"/>
@@ -6042,7 +6066,7 @@
                   <pic:spPr>
                     <a:xfrm>
                       <a:off x="0" y="0"/>
-                      <a:ext cx="4847039" cy="1184832"/>
+                      <a:ext cx="5728320" cy="1459008"/>
                     </a:xfrm>
                     <a:prstGeom prst="rect"/>
                   </pic:spPr>
